--- a/output/2508_sup_PVLregresion.docx
+++ b/output/2508_sup_PVLregresion.docx
@@ -5,8 +5,8 @@
     <w:tbl>
       <w:tblPr>
         <w:tblStyle w:val="Table"/>
+        <w:tblpPr w:leftFromText="180" w:rightFromText="180" w:vertAnchor="page" w:horzAnchor="margin" w:tblpY="2001"/>
         <w:tblW w:w="0" w:type="auto"/>
-        <w:jc w:val="center"/>
         <w:tblCellMar>
           <w:left w:w="60" w:type="dxa"/>
           <w:right w:w="60" w:type="dxa"/>
@@ -14,18 +14,17 @@
         <w:tblLook w:val="0000" w:firstRow="0" w:lastRow="0" w:firstColumn="0" w:lastColumn="0" w:noHBand="0" w:noVBand="0"/>
       </w:tblPr>
       <w:tblGrid>
-        <w:gridCol w:w="1994"/>
-        <w:gridCol w:w="557"/>
-        <w:gridCol w:w="1096"/>
-        <w:gridCol w:w="536"/>
-        <w:gridCol w:w="986"/>
-        <w:gridCol w:w="740"/>
+        <w:gridCol w:w="1907"/>
+        <w:gridCol w:w="578"/>
+        <w:gridCol w:w="1086"/>
+        <w:gridCol w:w="516"/>
+        <w:gridCol w:w="929"/>
+        <w:gridCol w:w="739"/>
       </w:tblGrid>
       <w:tr>
         <w:trPr>
           <w:cantSplit/>
           <w:tblHeader/>
-          <w:jc w:val="center"/>
         </w:trPr>
         <w:tc>
           <w:tcPr>
@@ -39,6 +38,11 @@
             <w:pPr>
               <w:keepNext/>
               <w:spacing w:after="60"/>
+              <w:rPr>
+                <w:rFonts w:ascii="Cambria" w:hAnsi="Cambria"/>
+                <w:sz w:val="18"/>
+                <w:szCs w:val="18"/>
+              </w:rPr>
             </w:pPr>
           </w:p>
         </w:tc>
@@ -56,22 +60,20 @@
               <w:keepNext/>
               <w:spacing w:after="60"/>
               <w:jc w:val="center"/>
-            </w:pPr>
-            <w:r>
-              <w:rPr>
-                <w:rFonts w:ascii="Calibri" w:hAnsi="Calibri"/>
+              <w:rPr>
+                <w:rFonts w:ascii="Cambria" w:hAnsi="Cambria"/>
+                <w:sz w:val="18"/>
+                <w:szCs w:val="18"/>
+              </w:rPr>
+            </w:pPr>
+            <w:r>
+              <w:rPr>
+                <w:rFonts w:ascii="Cambria" w:hAnsi="Cambria"/>
                 <w:b/>
-                <w:sz w:val="20"/>
-              </w:rPr>
-              <w:t>Robust Regression</w:t>
-            </w:r>
-            <w:r>
-              <w:rPr>
-                <w:rFonts w:ascii="Calibri" w:hAnsi="Calibri"/>
-                <w:b/>
-                <w:sz w:val="20"/>
-              </w:rPr>
-              <w:t xml:space="preserve"> </w:t>
+                <w:sz w:val="18"/>
+                <w:szCs w:val="18"/>
+              </w:rPr>
+              <w:t xml:space="preserve">Robust Regression </w:t>
             </w:r>
           </w:p>
         </w:tc>
@@ -90,12 +92,18 @@
               <w:keepNext/>
               <w:spacing w:after="60"/>
               <w:jc w:val="center"/>
-            </w:pPr>
-            <w:r>
-              <w:rPr>
-                <w:rFonts w:ascii="Calibri" w:hAnsi="Calibri"/>
+              <w:rPr>
+                <w:rFonts w:ascii="Cambria" w:hAnsi="Cambria"/>
+                <w:sz w:val="18"/>
+                <w:szCs w:val="18"/>
+              </w:rPr>
+            </w:pPr>
+            <w:r>
+              <w:rPr>
+                <w:rFonts w:ascii="Cambria" w:hAnsi="Cambria"/>
                 <w:b/>
-                <w:sz w:val="20"/>
+                <w:sz w:val="18"/>
+                <w:szCs w:val="18"/>
               </w:rPr>
               <w:t>Beta Regression</w:t>
             </w:r>
@@ -106,7 +114,6 @@
         <w:trPr>
           <w:cantSplit/>
           <w:tblHeader/>
-          <w:jc w:val="center"/>
         </w:trPr>
         <w:tc>
           <w:tcPr>
@@ -120,12 +127,18 @@
             <w:pPr>
               <w:keepNext/>
               <w:spacing w:after="60"/>
-            </w:pPr>
-            <w:r>
-              <w:rPr>
-                <w:rFonts w:ascii="Calibri" w:hAnsi="Calibri"/>
+              <w:rPr>
+                <w:rFonts w:ascii="Cambria" w:hAnsi="Cambria"/>
+                <w:sz w:val="18"/>
+                <w:szCs w:val="18"/>
+              </w:rPr>
+            </w:pPr>
+            <w:r>
+              <w:rPr>
+                <w:rFonts w:ascii="Cambria" w:hAnsi="Cambria"/>
                 <w:b/>
-                <w:sz w:val="20"/>
+                <w:sz w:val="18"/>
+                <w:szCs w:val="18"/>
               </w:rPr>
               <w:t>Characteristic</w:t>
             </w:r>
@@ -143,12 +156,18 @@
               <w:keepNext/>
               <w:spacing w:after="60"/>
               <w:jc w:val="center"/>
-            </w:pPr>
-            <w:r>
-              <w:rPr>
-                <w:rFonts w:ascii="Calibri" w:hAnsi="Calibri"/>
+              <w:rPr>
+                <w:rFonts w:ascii="Cambria" w:hAnsi="Cambria"/>
+                <w:sz w:val="18"/>
+                <w:szCs w:val="18"/>
+              </w:rPr>
+            </w:pPr>
+            <w:r>
+              <w:rPr>
+                <w:rFonts w:ascii="Cambria" w:hAnsi="Cambria"/>
                 <w:b/>
-                <w:sz w:val="20"/>
+                <w:sz w:val="18"/>
+                <w:szCs w:val="18"/>
               </w:rPr>
               <w:t>Beta</w:t>
             </w:r>
@@ -166,12 +185,18 @@
               <w:keepNext/>
               <w:spacing w:after="60"/>
               <w:jc w:val="center"/>
-            </w:pPr>
-            <w:r>
-              <w:rPr>
-                <w:rFonts w:ascii="Calibri" w:hAnsi="Calibri"/>
+              <w:rPr>
+                <w:rFonts w:ascii="Cambria" w:hAnsi="Cambria"/>
+                <w:sz w:val="18"/>
+                <w:szCs w:val="18"/>
+              </w:rPr>
+            </w:pPr>
+            <w:r>
+              <w:rPr>
+                <w:rFonts w:ascii="Cambria" w:hAnsi="Cambria"/>
                 <w:b/>
-                <w:sz w:val="20"/>
+                <w:sz w:val="18"/>
+                <w:szCs w:val="18"/>
               </w:rPr>
               <w:t>95% CI</w:t>
             </w:r>
@@ -189,12 +214,18 @@
               <w:keepNext/>
               <w:spacing w:after="60"/>
               <w:jc w:val="center"/>
-            </w:pPr>
-            <w:r>
-              <w:rPr>
-                <w:rFonts w:ascii="Calibri" w:hAnsi="Calibri"/>
+              <w:rPr>
+                <w:rFonts w:ascii="Cambria" w:hAnsi="Cambria"/>
+                <w:sz w:val="18"/>
+                <w:szCs w:val="18"/>
+              </w:rPr>
+            </w:pPr>
+            <w:r>
+              <w:rPr>
+                <w:rFonts w:ascii="Cambria" w:hAnsi="Cambria"/>
                 <w:b/>
-                <w:sz w:val="20"/>
+                <w:sz w:val="18"/>
+                <w:szCs w:val="18"/>
               </w:rPr>
               <w:t>Beta</w:t>
             </w:r>
@@ -212,12 +243,18 @@
               <w:keepNext/>
               <w:spacing w:after="60"/>
               <w:jc w:val="center"/>
-            </w:pPr>
-            <w:r>
-              <w:rPr>
-                <w:rFonts w:ascii="Calibri" w:hAnsi="Calibri"/>
+              <w:rPr>
+                <w:rFonts w:ascii="Cambria" w:hAnsi="Cambria"/>
+                <w:sz w:val="18"/>
+                <w:szCs w:val="18"/>
+              </w:rPr>
+            </w:pPr>
+            <w:r>
+              <w:rPr>
+                <w:rFonts w:ascii="Cambria" w:hAnsi="Cambria"/>
                 <w:b/>
-                <w:sz w:val="20"/>
+                <w:sz w:val="18"/>
+                <w:szCs w:val="18"/>
               </w:rPr>
               <w:t>95% CI</w:t>
             </w:r>
@@ -236,12 +273,18 @@
               <w:keepNext/>
               <w:spacing w:after="60"/>
               <w:jc w:val="center"/>
-            </w:pPr>
-            <w:r>
-              <w:rPr>
-                <w:rFonts w:ascii="Calibri" w:hAnsi="Calibri"/>
+              <w:rPr>
+                <w:rFonts w:ascii="Cambria" w:hAnsi="Cambria"/>
+                <w:sz w:val="18"/>
+                <w:szCs w:val="18"/>
+              </w:rPr>
+            </w:pPr>
+            <w:r>
+              <w:rPr>
+                <w:rFonts w:ascii="Cambria" w:hAnsi="Cambria"/>
                 <w:b/>
-                <w:sz w:val="20"/>
+                <w:sz w:val="18"/>
+                <w:szCs w:val="18"/>
               </w:rPr>
               <w:t>p-value</w:t>
             </w:r>
@@ -251,7 +294,6 @@
       <w:tr>
         <w:trPr>
           <w:cantSplit/>
-          <w:jc w:val="center"/>
         </w:trPr>
         <w:tc>
           <w:tcPr>
@@ -267,11 +309,17 @@
             <w:pPr>
               <w:keepNext/>
               <w:spacing w:after="60"/>
-            </w:pPr>
-            <w:r>
-              <w:rPr>
-                <w:rFonts w:ascii="Calibri" w:hAnsi="Calibri"/>
-                <w:sz w:val="20"/>
+              <w:rPr>
+                <w:rFonts w:ascii="Cambria" w:hAnsi="Cambria"/>
+                <w:sz w:val="18"/>
+                <w:szCs w:val="18"/>
+              </w:rPr>
+            </w:pPr>
+            <w:r>
+              <w:rPr>
+                <w:rFonts w:ascii="Cambria" w:hAnsi="Cambria"/>
+                <w:sz w:val="18"/>
+                <w:szCs w:val="18"/>
               </w:rPr>
               <w:t>Age</w:t>
             </w:r>
@@ -292,11 +340,17 @@
               <w:keepNext/>
               <w:spacing w:after="60"/>
               <w:jc w:val="center"/>
-            </w:pPr>
-            <w:r>
-              <w:rPr>
-                <w:rFonts w:ascii="Calibri" w:hAnsi="Calibri"/>
-                <w:sz w:val="20"/>
+              <w:rPr>
+                <w:rFonts w:ascii="Cambria" w:hAnsi="Cambria"/>
+                <w:sz w:val="18"/>
+                <w:szCs w:val="18"/>
+              </w:rPr>
+            </w:pPr>
+            <w:r>
+              <w:rPr>
+                <w:rFonts w:ascii="Cambria" w:hAnsi="Cambria"/>
+                <w:sz w:val="18"/>
+                <w:szCs w:val="18"/>
               </w:rPr>
               <w:t>0.17</w:t>
             </w:r>
@@ -317,11 +371,17 @@
               <w:keepNext/>
               <w:spacing w:after="60"/>
               <w:jc w:val="center"/>
-            </w:pPr>
-            <w:r>
-              <w:rPr>
-                <w:rFonts w:ascii="Calibri" w:hAnsi="Calibri"/>
-                <w:sz w:val="20"/>
+              <w:rPr>
+                <w:rFonts w:ascii="Cambria" w:hAnsi="Cambria"/>
+                <w:sz w:val="18"/>
+                <w:szCs w:val="18"/>
+              </w:rPr>
+            </w:pPr>
+            <w:r>
+              <w:rPr>
+                <w:rFonts w:ascii="Cambria" w:hAnsi="Cambria"/>
+                <w:sz w:val="18"/>
+                <w:szCs w:val="18"/>
               </w:rPr>
               <w:t>-0.15, 0.50</w:t>
             </w:r>
@@ -342,11 +402,17 @@
               <w:keepNext/>
               <w:spacing w:after="60"/>
               <w:jc w:val="center"/>
-            </w:pPr>
-            <w:r>
-              <w:rPr>
-                <w:rFonts w:ascii="Calibri" w:hAnsi="Calibri"/>
-                <w:sz w:val="20"/>
+              <w:rPr>
+                <w:rFonts w:ascii="Cambria" w:hAnsi="Cambria"/>
+                <w:sz w:val="18"/>
+                <w:szCs w:val="18"/>
+              </w:rPr>
+            </w:pPr>
+            <w:r>
+              <w:rPr>
+                <w:rFonts w:ascii="Cambria" w:hAnsi="Cambria"/>
+                <w:sz w:val="18"/>
+                <w:szCs w:val="18"/>
               </w:rPr>
               <w:t>0.01</w:t>
             </w:r>
@@ -367,11 +433,17 @@
               <w:keepNext/>
               <w:spacing w:after="60"/>
               <w:jc w:val="center"/>
-            </w:pPr>
-            <w:r>
-              <w:rPr>
-                <w:rFonts w:ascii="Calibri" w:hAnsi="Calibri"/>
-                <w:sz w:val="20"/>
+              <w:rPr>
+                <w:rFonts w:ascii="Cambria" w:hAnsi="Cambria"/>
+                <w:sz w:val="18"/>
+                <w:szCs w:val="18"/>
+              </w:rPr>
+            </w:pPr>
+            <w:r>
+              <w:rPr>
+                <w:rFonts w:ascii="Cambria" w:hAnsi="Cambria"/>
+                <w:sz w:val="18"/>
+                <w:szCs w:val="18"/>
               </w:rPr>
               <w:t>-0.01, 0.03</w:t>
             </w:r>
@@ -392,11 +464,17 @@
               <w:keepNext/>
               <w:spacing w:after="60"/>
               <w:jc w:val="center"/>
-            </w:pPr>
-            <w:r>
-              <w:rPr>
-                <w:rFonts w:ascii="Calibri" w:hAnsi="Calibri"/>
-                <w:sz w:val="20"/>
+              <w:rPr>
+                <w:rFonts w:ascii="Cambria" w:hAnsi="Cambria"/>
+                <w:sz w:val="18"/>
+                <w:szCs w:val="18"/>
+              </w:rPr>
+            </w:pPr>
+            <w:r>
+              <w:rPr>
+                <w:rFonts w:ascii="Cambria" w:hAnsi="Cambria"/>
+                <w:sz w:val="18"/>
+                <w:szCs w:val="18"/>
               </w:rPr>
               <w:t>0.2</w:t>
             </w:r>
@@ -406,7 +484,6 @@
       <w:tr>
         <w:trPr>
           <w:cantSplit/>
-          <w:jc w:val="center"/>
         </w:trPr>
         <w:tc>
           <w:tcPr>
@@ -422,11 +499,17 @@
             <w:pPr>
               <w:keepNext/>
               <w:spacing w:after="60"/>
-            </w:pPr>
-            <w:r>
-              <w:rPr>
-                <w:rFonts w:ascii="Calibri" w:hAnsi="Calibri"/>
-                <w:sz w:val="20"/>
+              <w:rPr>
+                <w:rFonts w:ascii="Cambria" w:hAnsi="Cambria"/>
+                <w:sz w:val="18"/>
+                <w:szCs w:val="18"/>
+              </w:rPr>
+            </w:pPr>
+            <w:r>
+              <w:rPr>
+                <w:rFonts w:ascii="Cambria" w:hAnsi="Cambria"/>
+                <w:sz w:val="18"/>
+                <w:szCs w:val="18"/>
               </w:rPr>
               <w:t>Sex</w:t>
             </w:r>
@@ -447,78 +530,103 @@
               <w:keepNext/>
               <w:spacing w:after="60"/>
               <w:jc w:val="center"/>
-            </w:pPr>
-          </w:p>
-        </w:tc>
-        <w:tc>
-          <w:tcPr>
-            <w:tcW w:w="0" w:type="auto"/>
-            <w:tcBorders>
-              <w:top w:val="single" w:sz="0" w:space="0" w:color="D3D3D3"/>
-              <w:left w:val="single" w:sz="0" w:space="0" w:color="D3D3D3"/>
-              <w:bottom w:val="single" w:sz="0" w:space="0" w:color="D3D3D3"/>
-              <w:right w:val="single" w:sz="0" w:space="0" w:color="D3D3D3"/>
-            </w:tcBorders>
-          </w:tcPr>
-          <w:p>
-            <w:pPr>
-              <w:keepNext/>
-              <w:spacing w:after="60"/>
-              <w:jc w:val="center"/>
-            </w:pPr>
-          </w:p>
-        </w:tc>
-        <w:tc>
-          <w:tcPr>
-            <w:tcW w:w="0" w:type="auto"/>
-            <w:tcBorders>
-              <w:top w:val="single" w:sz="0" w:space="0" w:color="D3D3D3"/>
-              <w:left w:val="single" w:sz="0" w:space="0" w:color="D3D3D3"/>
-              <w:bottom w:val="single" w:sz="0" w:space="0" w:color="D3D3D3"/>
-              <w:right w:val="single" w:sz="0" w:space="0" w:color="D3D3D3"/>
-            </w:tcBorders>
-          </w:tcPr>
-          <w:p>
-            <w:pPr>
-              <w:keepNext/>
-              <w:spacing w:after="60"/>
-              <w:jc w:val="center"/>
-            </w:pPr>
-          </w:p>
-        </w:tc>
-        <w:tc>
-          <w:tcPr>
-            <w:tcW w:w="0" w:type="auto"/>
-            <w:tcBorders>
-              <w:top w:val="single" w:sz="0" w:space="0" w:color="D3D3D3"/>
-              <w:left w:val="single" w:sz="0" w:space="0" w:color="D3D3D3"/>
-              <w:bottom w:val="single" w:sz="0" w:space="0" w:color="D3D3D3"/>
-              <w:right w:val="single" w:sz="0" w:space="0" w:color="D3D3D3"/>
-            </w:tcBorders>
-          </w:tcPr>
-          <w:p>
-            <w:pPr>
-              <w:keepNext/>
-              <w:spacing w:after="60"/>
-              <w:jc w:val="center"/>
-            </w:pPr>
-          </w:p>
-        </w:tc>
-        <w:tc>
-          <w:tcPr>
-            <w:tcW w:w="0" w:type="auto"/>
-            <w:tcBorders>
-              <w:top w:val="single" w:sz="0" w:space="0" w:color="D3D3D3"/>
-              <w:left w:val="single" w:sz="0" w:space="0" w:color="D3D3D3"/>
-              <w:bottom w:val="single" w:sz="0" w:space="0" w:color="D3D3D3"/>
-              <w:right w:val="single" w:sz="0" w:space="0" w:color="D3D3D3"/>
-            </w:tcBorders>
-          </w:tcPr>
-          <w:p>
-            <w:pPr>
-              <w:keepNext/>
-              <w:spacing w:after="60"/>
-              <w:jc w:val="center"/>
+              <w:rPr>
+                <w:rFonts w:ascii="Cambria" w:hAnsi="Cambria"/>
+                <w:sz w:val="18"/>
+                <w:szCs w:val="18"/>
+              </w:rPr>
+            </w:pPr>
+          </w:p>
+        </w:tc>
+        <w:tc>
+          <w:tcPr>
+            <w:tcW w:w="0" w:type="auto"/>
+            <w:tcBorders>
+              <w:top w:val="single" w:sz="0" w:space="0" w:color="D3D3D3"/>
+              <w:left w:val="single" w:sz="0" w:space="0" w:color="D3D3D3"/>
+              <w:bottom w:val="single" w:sz="0" w:space="0" w:color="D3D3D3"/>
+              <w:right w:val="single" w:sz="0" w:space="0" w:color="D3D3D3"/>
+            </w:tcBorders>
+          </w:tcPr>
+          <w:p>
+            <w:pPr>
+              <w:keepNext/>
+              <w:spacing w:after="60"/>
+              <w:jc w:val="center"/>
+              <w:rPr>
+                <w:rFonts w:ascii="Cambria" w:hAnsi="Cambria"/>
+                <w:sz w:val="18"/>
+                <w:szCs w:val="18"/>
+              </w:rPr>
+            </w:pPr>
+          </w:p>
+        </w:tc>
+        <w:tc>
+          <w:tcPr>
+            <w:tcW w:w="0" w:type="auto"/>
+            <w:tcBorders>
+              <w:top w:val="single" w:sz="0" w:space="0" w:color="D3D3D3"/>
+              <w:left w:val="single" w:sz="0" w:space="0" w:color="D3D3D3"/>
+              <w:bottom w:val="single" w:sz="0" w:space="0" w:color="D3D3D3"/>
+              <w:right w:val="single" w:sz="0" w:space="0" w:color="D3D3D3"/>
+            </w:tcBorders>
+          </w:tcPr>
+          <w:p>
+            <w:pPr>
+              <w:keepNext/>
+              <w:spacing w:after="60"/>
+              <w:jc w:val="center"/>
+              <w:rPr>
+                <w:rFonts w:ascii="Cambria" w:hAnsi="Cambria"/>
+                <w:sz w:val="18"/>
+                <w:szCs w:val="18"/>
+              </w:rPr>
+            </w:pPr>
+          </w:p>
+        </w:tc>
+        <w:tc>
+          <w:tcPr>
+            <w:tcW w:w="0" w:type="auto"/>
+            <w:tcBorders>
+              <w:top w:val="single" w:sz="0" w:space="0" w:color="D3D3D3"/>
+              <w:left w:val="single" w:sz="0" w:space="0" w:color="D3D3D3"/>
+              <w:bottom w:val="single" w:sz="0" w:space="0" w:color="D3D3D3"/>
+              <w:right w:val="single" w:sz="0" w:space="0" w:color="D3D3D3"/>
+            </w:tcBorders>
+          </w:tcPr>
+          <w:p>
+            <w:pPr>
+              <w:keepNext/>
+              <w:spacing w:after="60"/>
+              <w:jc w:val="center"/>
+              <w:rPr>
+                <w:rFonts w:ascii="Cambria" w:hAnsi="Cambria"/>
+                <w:sz w:val="18"/>
+                <w:szCs w:val="18"/>
+              </w:rPr>
+            </w:pPr>
+          </w:p>
+        </w:tc>
+        <w:tc>
+          <w:tcPr>
+            <w:tcW w:w="0" w:type="auto"/>
+            <w:tcBorders>
+              <w:top w:val="single" w:sz="0" w:space="0" w:color="D3D3D3"/>
+              <w:left w:val="single" w:sz="0" w:space="0" w:color="D3D3D3"/>
+              <w:bottom w:val="single" w:sz="0" w:space="0" w:color="D3D3D3"/>
+              <w:right w:val="single" w:sz="0" w:space="0" w:color="D3D3D3"/>
+            </w:tcBorders>
+          </w:tcPr>
+          <w:p>
+            <w:pPr>
+              <w:keepNext/>
+              <w:spacing w:after="60"/>
+              <w:jc w:val="center"/>
+              <w:rPr>
+                <w:rFonts w:ascii="Cambria" w:hAnsi="Cambria"/>
+                <w:sz w:val="18"/>
+                <w:szCs w:val="18"/>
+              </w:rPr>
             </w:pPr>
           </w:p>
         </w:tc>
@@ -526,7 +634,6 @@
       <w:tr>
         <w:trPr>
           <w:cantSplit/>
-          <w:jc w:val="center"/>
         </w:trPr>
         <w:tc>
           <w:tcPr>
@@ -543,14 +650,16 @@
               <w:keepNext/>
               <w:spacing w:after="60"/>
               <w:rPr>
-                <w:rFonts w:ascii="Calibri" w:hAnsi="Calibri"/>
-                <w:sz w:val="20"/>
-              </w:rPr>
-            </w:pPr>
-            <w:r>
-              <w:rPr>
-                <w:rFonts w:ascii="Calibri" w:hAnsi="Calibri"/>
-                <w:sz w:val="20"/>
+                <w:rFonts w:ascii="Cambria" w:hAnsi="Cambria"/>
+                <w:sz w:val="18"/>
+                <w:szCs w:val="18"/>
+              </w:rPr>
+            </w:pPr>
+            <w:r>
+              <w:rPr>
+                <w:rFonts w:ascii="Cambria" w:hAnsi="Cambria"/>
+                <w:sz w:val="18"/>
+                <w:szCs w:val="18"/>
               </w:rPr>
               <w:t>    Female</w:t>
             </w:r>
@@ -571,11 +680,17 @@
               <w:keepNext/>
               <w:spacing w:after="60"/>
               <w:jc w:val="center"/>
-            </w:pPr>
-            <w:r>
-              <w:rPr>
-                <w:rFonts w:ascii="Calibri" w:hAnsi="Calibri"/>
-                <w:sz w:val="20"/>
+              <w:rPr>
+                <w:rFonts w:ascii="Cambria" w:hAnsi="Cambria"/>
+                <w:sz w:val="18"/>
+                <w:szCs w:val="18"/>
+              </w:rPr>
+            </w:pPr>
+            <w:r>
+              <w:rPr>
+                <w:rFonts w:ascii="Cambria" w:hAnsi="Cambria"/>
+                <w:sz w:val="18"/>
+                <w:szCs w:val="18"/>
               </w:rPr>
               <w:t>—</w:t>
             </w:r>
@@ -596,11 +711,17 @@
               <w:keepNext/>
               <w:spacing w:after="60"/>
               <w:jc w:val="center"/>
-            </w:pPr>
-            <w:r>
-              <w:rPr>
-                <w:rFonts w:ascii="Calibri" w:hAnsi="Calibri"/>
-                <w:sz w:val="20"/>
+              <w:rPr>
+                <w:rFonts w:ascii="Cambria" w:hAnsi="Cambria"/>
+                <w:sz w:val="18"/>
+                <w:szCs w:val="18"/>
+              </w:rPr>
+            </w:pPr>
+            <w:r>
+              <w:rPr>
+                <w:rFonts w:ascii="Cambria" w:hAnsi="Cambria"/>
+                <w:sz w:val="18"/>
+                <w:szCs w:val="18"/>
               </w:rPr>
               <w:t>—</w:t>
             </w:r>
@@ -621,11 +742,17 @@
               <w:keepNext/>
               <w:spacing w:after="60"/>
               <w:jc w:val="center"/>
-            </w:pPr>
-            <w:r>
-              <w:rPr>
-                <w:rFonts w:ascii="Calibri" w:hAnsi="Calibri"/>
-                <w:sz w:val="20"/>
+              <w:rPr>
+                <w:rFonts w:ascii="Cambria" w:hAnsi="Cambria"/>
+                <w:sz w:val="18"/>
+                <w:szCs w:val="18"/>
+              </w:rPr>
+            </w:pPr>
+            <w:r>
+              <w:rPr>
+                <w:rFonts w:ascii="Cambria" w:hAnsi="Cambria"/>
+                <w:sz w:val="18"/>
+                <w:szCs w:val="18"/>
               </w:rPr>
               <w:t>—</w:t>
             </w:r>
@@ -646,11 +773,17 @@
               <w:keepNext/>
               <w:spacing w:after="60"/>
               <w:jc w:val="center"/>
-            </w:pPr>
-            <w:r>
-              <w:rPr>
-                <w:rFonts w:ascii="Calibri" w:hAnsi="Calibri"/>
-                <w:sz w:val="20"/>
+              <w:rPr>
+                <w:rFonts w:ascii="Cambria" w:hAnsi="Cambria"/>
+                <w:sz w:val="18"/>
+                <w:szCs w:val="18"/>
+              </w:rPr>
+            </w:pPr>
+            <w:r>
+              <w:rPr>
+                <w:rFonts w:ascii="Cambria" w:hAnsi="Cambria"/>
+                <w:sz w:val="18"/>
+                <w:szCs w:val="18"/>
               </w:rPr>
               <w:t>—</w:t>
             </w:r>
@@ -671,6 +804,11 @@
               <w:keepNext/>
               <w:spacing w:after="60"/>
               <w:jc w:val="center"/>
+              <w:rPr>
+                <w:rFonts w:ascii="Cambria" w:hAnsi="Cambria"/>
+                <w:sz w:val="18"/>
+                <w:szCs w:val="18"/>
+              </w:rPr>
             </w:pPr>
           </w:p>
         </w:tc>
@@ -678,7 +816,6 @@
       <w:tr>
         <w:trPr>
           <w:cantSplit/>
-          <w:jc w:val="center"/>
         </w:trPr>
         <w:tc>
           <w:tcPr>
@@ -695,14 +832,16 @@
               <w:keepNext/>
               <w:spacing w:after="60"/>
               <w:rPr>
-                <w:rFonts w:ascii="Calibri" w:hAnsi="Calibri"/>
-                <w:sz w:val="20"/>
-              </w:rPr>
-            </w:pPr>
-            <w:r>
-              <w:rPr>
-                <w:rFonts w:ascii="Calibri" w:hAnsi="Calibri"/>
-                <w:sz w:val="20"/>
+                <w:rFonts w:ascii="Cambria" w:hAnsi="Cambria"/>
+                <w:sz w:val="18"/>
+                <w:szCs w:val="18"/>
+              </w:rPr>
+            </w:pPr>
+            <w:r>
+              <w:rPr>
+                <w:rFonts w:ascii="Cambria" w:hAnsi="Cambria"/>
+                <w:sz w:val="18"/>
+                <w:szCs w:val="18"/>
               </w:rPr>
               <w:t>    Male</w:t>
             </w:r>
@@ -723,11 +862,17 @@
               <w:keepNext/>
               <w:spacing w:after="60"/>
               <w:jc w:val="center"/>
-            </w:pPr>
-            <w:r>
-              <w:rPr>
-                <w:rFonts w:ascii="Calibri" w:hAnsi="Calibri"/>
-                <w:sz w:val="20"/>
+              <w:rPr>
+                <w:rFonts w:ascii="Cambria" w:hAnsi="Cambria"/>
+                <w:sz w:val="18"/>
+                <w:szCs w:val="18"/>
+              </w:rPr>
+            </w:pPr>
+            <w:r>
+              <w:rPr>
+                <w:rFonts w:ascii="Cambria" w:hAnsi="Cambria"/>
+                <w:sz w:val="18"/>
+                <w:szCs w:val="18"/>
               </w:rPr>
               <w:t>-3.4</w:t>
             </w:r>
@@ -748,11 +893,17 @@
               <w:keepNext/>
               <w:spacing w:after="60"/>
               <w:jc w:val="center"/>
-            </w:pPr>
-            <w:r>
-              <w:rPr>
-                <w:rFonts w:ascii="Calibri" w:hAnsi="Calibri"/>
-                <w:sz w:val="20"/>
+              <w:rPr>
+                <w:rFonts w:ascii="Cambria" w:hAnsi="Cambria"/>
+                <w:sz w:val="18"/>
+                <w:szCs w:val="18"/>
+              </w:rPr>
+            </w:pPr>
+            <w:r>
+              <w:rPr>
+                <w:rFonts w:ascii="Cambria" w:hAnsi="Cambria"/>
+                <w:sz w:val="18"/>
+                <w:szCs w:val="18"/>
               </w:rPr>
               <w:t>-12, 5.1</w:t>
             </w:r>
@@ -773,11 +924,17 @@
               <w:keepNext/>
               <w:spacing w:after="60"/>
               <w:jc w:val="center"/>
-            </w:pPr>
-            <w:r>
-              <w:rPr>
-                <w:rFonts w:ascii="Calibri" w:hAnsi="Calibri"/>
-                <w:sz w:val="20"/>
+              <w:rPr>
+                <w:rFonts w:ascii="Cambria" w:hAnsi="Cambria"/>
+                <w:sz w:val="18"/>
+                <w:szCs w:val="18"/>
+              </w:rPr>
+            </w:pPr>
+            <w:r>
+              <w:rPr>
+                <w:rFonts w:ascii="Cambria" w:hAnsi="Cambria"/>
+                <w:sz w:val="18"/>
+                <w:szCs w:val="18"/>
               </w:rPr>
               <w:t>-0.05</w:t>
             </w:r>
@@ -798,11 +955,17 @@
               <w:keepNext/>
               <w:spacing w:after="60"/>
               <w:jc w:val="center"/>
-            </w:pPr>
-            <w:r>
-              <w:rPr>
-                <w:rFonts w:ascii="Calibri" w:hAnsi="Calibri"/>
-                <w:sz w:val="20"/>
+              <w:rPr>
+                <w:rFonts w:ascii="Cambria" w:hAnsi="Cambria"/>
+                <w:sz w:val="18"/>
+                <w:szCs w:val="18"/>
+              </w:rPr>
+            </w:pPr>
+            <w:r>
+              <w:rPr>
+                <w:rFonts w:ascii="Cambria" w:hAnsi="Cambria"/>
+                <w:sz w:val="18"/>
+                <w:szCs w:val="18"/>
               </w:rPr>
               <w:t>-0.50, 0.41</w:t>
             </w:r>
@@ -823,11 +986,17 @@
               <w:keepNext/>
               <w:spacing w:after="60"/>
               <w:jc w:val="center"/>
-            </w:pPr>
-            <w:r>
-              <w:rPr>
-                <w:rFonts w:ascii="Calibri" w:hAnsi="Calibri"/>
-                <w:sz w:val="20"/>
+              <w:rPr>
+                <w:rFonts w:ascii="Cambria" w:hAnsi="Cambria"/>
+                <w:sz w:val="18"/>
+                <w:szCs w:val="18"/>
+              </w:rPr>
+            </w:pPr>
+            <w:r>
+              <w:rPr>
+                <w:rFonts w:ascii="Cambria" w:hAnsi="Cambria"/>
+                <w:sz w:val="18"/>
+                <w:szCs w:val="18"/>
               </w:rPr>
               <w:t>0.8</w:t>
             </w:r>
@@ -837,7 +1006,6 @@
       <w:tr>
         <w:trPr>
           <w:cantSplit/>
-          <w:jc w:val="center"/>
         </w:trPr>
         <w:tc>
           <w:tcPr>
@@ -854,23 +1022,26 @@
               <w:keepNext/>
               <w:spacing w:after="60"/>
               <w:rPr>
-                <w:rFonts w:ascii="Calibri" w:hAnsi="Calibri"/>
-                <w:sz w:val="20"/>
+                <w:rFonts w:ascii="Cambria" w:hAnsi="Cambria"/>
+                <w:sz w:val="18"/>
+                <w:szCs w:val="18"/>
               </w:rPr>
             </w:pPr>
             <w:proofErr w:type="spellStart"/>
             <w:r>
               <w:rPr>
-                <w:rFonts w:ascii="Calibri" w:hAnsi="Calibri"/>
-                <w:sz w:val="20"/>
+                <w:rFonts w:ascii="Cambria" w:hAnsi="Cambria"/>
+                <w:sz w:val="18"/>
+                <w:szCs w:val="18"/>
               </w:rPr>
               <w:t>Strongyloides</w:t>
             </w:r>
             <w:proofErr w:type="spellEnd"/>
             <w:r>
               <w:rPr>
-                <w:rFonts w:ascii="Calibri" w:hAnsi="Calibri"/>
-                <w:sz w:val="20"/>
+                <w:rFonts w:ascii="Cambria" w:hAnsi="Cambria"/>
+                <w:sz w:val="18"/>
+                <w:szCs w:val="18"/>
               </w:rPr>
               <w:t xml:space="preserve"> Infection</w:t>
             </w:r>
@@ -891,78 +1062,103 @@
               <w:keepNext/>
               <w:spacing w:after="60"/>
               <w:jc w:val="center"/>
-            </w:pPr>
-          </w:p>
-        </w:tc>
-        <w:tc>
-          <w:tcPr>
-            <w:tcW w:w="0" w:type="auto"/>
-            <w:tcBorders>
-              <w:top w:val="single" w:sz="0" w:space="0" w:color="D3D3D3"/>
-              <w:left w:val="single" w:sz="0" w:space="0" w:color="D3D3D3"/>
-              <w:bottom w:val="single" w:sz="0" w:space="0" w:color="D3D3D3"/>
-              <w:right w:val="single" w:sz="0" w:space="0" w:color="D3D3D3"/>
-            </w:tcBorders>
-          </w:tcPr>
-          <w:p>
-            <w:pPr>
-              <w:keepNext/>
-              <w:spacing w:after="60"/>
-              <w:jc w:val="center"/>
-            </w:pPr>
-          </w:p>
-        </w:tc>
-        <w:tc>
-          <w:tcPr>
-            <w:tcW w:w="0" w:type="auto"/>
-            <w:tcBorders>
-              <w:top w:val="single" w:sz="0" w:space="0" w:color="D3D3D3"/>
-              <w:left w:val="single" w:sz="0" w:space="0" w:color="D3D3D3"/>
-              <w:bottom w:val="single" w:sz="0" w:space="0" w:color="D3D3D3"/>
-              <w:right w:val="single" w:sz="0" w:space="0" w:color="D3D3D3"/>
-            </w:tcBorders>
-          </w:tcPr>
-          <w:p>
-            <w:pPr>
-              <w:keepNext/>
-              <w:spacing w:after="60"/>
-              <w:jc w:val="center"/>
-            </w:pPr>
-          </w:p>
-        </w:tc>
-        <w:tc>
-          <w:tcPr>
-            <w:tcW w:w="0" w:type="auto"/>
-            <w:tcBorders>
-              <w:top w:val="single" w:sz="0" w:space="0" w:color="D3D3D3"/>
-              <w:left w:val="single" w:sz="0" w:space="0" w:color="D3D3D3"/>
-              <w:bottom w:val="single" w:sz="0" w:space="0" w:color="D3D3D3"/>
-              <w:right w:val="single" w:sz="0" w:space="0" w:color="D3D3D3"/>
-            </w:tcBorders>
-          </w:tcPr>
-          <w:p>
-            <w:pPr>
-              <w:keepNext/>
-              <w:spacing w:after="60"/>
-              <w:jc w:val="center"/>
-            </w:pPr>
-          </w:p>
-        </w:tc>
-        <w:tc>
-          <w:tcPr>
-            <w:tcW w:w="0" w:type="auto"/>
-            <w:tcBorders>
-              <w:top w:val="single" w:sz="0" w:space="0" w:color="D3D3D3"/>
-              <w:left w:val="single" w:sz="0" w:space="0" w:color="D3D3D3"/>
-              <w:bottom w:val="single" w:sz="0" w:space="0" w:color="D3D3D3"/>
-              <w:right w:val="single" w:sz="0" w:space="0" w:color="D3D3D3"/>
-            </w:tcBorders>
-          </w:tcPr>
-          <w:p>
-            <w:pPr>
-              <w:keepNext/>
-              <w:spacing w:after="60"/>
-              <w:jc w:val="center"/>
+              <w:rPr>
+                <w:rFonts w:ascii="Cambria" w:hAnsi="Cambria"/>
+                <w:sz w:val="18"/>
+                <w:szCs w:val="18"/>
+              </w:rPr>
+            </w:pPr>
+          </w:p>
+        </w:tc>
+        <w:tc>
+          <w:tcPr>
+            <w:tcW w:w="0" w:type="auto"/>
+            <w:tcBorders>
+              <w:top w:val="single" w:sz="0" w:space="0" w:color="D3D3D3"/>
+              <w:left w:val="single" w:sz="0" w:space="0" w:color="D3D3D3"/>
+              <w:bottom w:val="single" w:sz="0" w:space="0" w:color="D3D3D3"/>
+              <w:right w:val="single" w:sz="0" w:space="0" w:color="D3D3D3"/>
+            </w:tcBorders>
+          </w:tcPr>
+          <w:p>
+            <w:pPr>
+              <w:keepNext/>
+              <w:spacing w:after="60"/>
+              <w:jc w:val="center"/>
+              <w:rPr>
+                <w:rFonts w:ascii="Cambria" w:hAnsi="Cambria"/>
+                <w:sz w:val="18"/>
+                <w:szCs w:val="18"/>
+              </w:rPr>
+            </w:pPr>
+          </w:p>
+        </w:tc>
+        <w:tc>
+          <w:tcPr>
+            <w:tcW w:w="0" w:type="auto"/>
+            <w:tcBorders>
+              <w:top w:val="single" w:sz="0" w:space="0" w:color="D3D3D3"/>
+              <w:left w:val="single" w:sz="0" w:space="0" w:color="D3D3D3"/>
+              <w:bottom w:val="single" w:sz="0" w:space="0" w:color="D3D3D3"/>
+              <w:right w:val="single" w:sz="0" w:space="0" w:color="D3D3D3"/>
+            </w:tcBorders>
+          </w:tcPr>
+          <w:p>
+            <w:pPr>
+              <w:keepNext/>
+              <w:spacing w:after="60"/>
+              <w:jc w:val="center"/>
+              <w:rPr>
+                <w:rFonts w:ascii="Cambria" w:hAnsi="Cambria"/>
+                <w:sz w:val="18"/>
+                <w:szCs w:val="18"/>
+              </w:rPr>
+            </w:pPr>
+          </w:p>
+        </w:tc>
+        <w:tc>
+          <w:tcPr>
+            <w:tcW w:w="0" w:type="auto"/>
+            <w:tcBorders>
+              <w:top w:val="single" w:sz="0" w:space="0" w:color="D3D3D3"/>
+              <w:left w:val="single" w:sz="0" w:space="0" w:color="D3D3D3"/>
+              <w:bottom w:val="single" w:sz="0" w:space="0" w:color="D3D3D3"/>
+              <w:right w:val="single" w:sz="0" w:space="0" w:color="D3D3D3"/>
+            </w:tcBorders>
+          </w:tcPr>
+          <w:p>
+            <w:pPr>
+              <w:keepNext/>
+              <w:spacing w:after="60"/>
+              <w:jc w:val="center"/>
+              <w:rPr>
+                <w:rFonts w:ascii="Cambria" w:hAnsi="Cambria"/>
+                <w:sz w:val="18"/>
+                <w:szCs w:val="18"/>
+              </w:rPr>
+            </w:pPr>
+          </w:p>
+        </w:tc>
+        <w:tc>
+          <w:tcPr>
+            <w:tcW w:w="0" w:type="auto"/>
+            <w:tcBorders>
+              <w:top w:val="single" w:sz="0" w:space="0" w:color="D3D3D3"/>
+              <w:left w:val="single" w:sz="0" w:space="0" w:color="D3D3D3"/>
+              <w:bottom w:val="single" w:sz="0" w:space="0" w:color="D3D3D3"/>
+              <w:right w:val="single" w:sz="0" w:space="0" w:color="D3D3D3"/>
+            </w:tcBorders>
+          </w:tcPr>
+          <w:p>
+            <w:pPr>
+              <w:keepNext/>
+              <w:spacing w:after="60"/>
+              <w:jc w:val="center"/>
+              <w:rPr>
+                <w:rFonts w:ascii="Cambria" w:hAnsi="Cambria"/>
+                <w:sz w:val="18"/>
+                <w:szCs w:val="18"/>
+              </w:rPr>
             </w:pPr>
           </w:p>
         </w:tc>
@@ -970,7 +1166,6 @@
       <w:tr>
         <w:trPr>
           <w:cantSplit/>
-          <w:jc w:val="center"/>
         </w:trPr>
         <w:tc>
           <w:tcPr>
@@ -987,14 +1182,16 @@
               <w:keepNext/>
               <w:spacing w:after="60"/>
               <w:rPr>
-                <w:rFonts w:ascii="Calibri" w:hAnsi="Calibri"/>
-                <w:sz w:val="20"/>
-              </w:rPr>
-            </w:pPr>
-            <w:r>
-              <w:rPr>
-                <w:rFonts w:ascii="Calibri" w:hAnsi="Calibri"/>
-                <w:sz w:val="20"/>
+                <w:rFonts w:ascii="Cambria" w:hAnsi="Cambria"/>
+                <w:sz w:val="18"/>
+                <w:szCs w:val="18"/>
+              </w:rPr>
+            </w:pPr>
+            <w:r>
+              <w:rPr>
+                <w:rFonts w:ascii="Cambria" w:hAnsi="Cambria"/>
+                <w:sz w:val="18"/>
+                <w:szCs w:val="18"/>
               </w:rPr>
               <w:t>    Strongyloides (-)</w:t>
             </w:r>
@@ -1015,11 +1212,17 @@
               <w:keepNext/>
               <w:spacing w:after="60"/>
               <w:jc w:val="center"/>
-            </w:pPr>
-            <w:r>
-              <w:rPr>
-                <w:rFonts w:ascii="Calibri" w:hAnsi="Calibri"/>
-                <w:sz w:val="20"/>
+              <w:rPr>
+                <w:rFonts w:ascii="Cambria" w:hAnsi="Cambria"/>
+                <w:sz w:val="18"/>
+                <w:szCs w:val="18"/>
+              </w:rPr>
+            </w:pPr>
+            <w:r>
+              <w:rPr>
+                <w:rFonts w:ascii="Cambria" w:hAnsi="Cambria"/>
+                <w:sz w:val="18"/>
+                <w:szCs w:val="18"/>
               </w:rPr>
               <w:t>—</w:t>
             </w:r>
@@ -1040,11 +1243,17 @@
               <w:keepNext/>
               <w:spacing w:after="60"/>
               <w:jc w:val="center"/>
-            </w:pPr>
-            <w:r>
-              <w:rPr>
-                <w:rFonts w:ascii="Calibri" w:hAnsi="Calibri"/>
-                <w:sz w:val="20"/>
+              <w:rPr>
+                <w:rFonts w:ascii="Cambria" w:hAnsi="Cambria"/>
+                <w:sz w:val="18"/>
+                <w:szCs w:val="18"/>
+              </w:rPr>
+            </w:pPr>
+            <w:r>
+              <w:rPr>
+                <w:rFonts w:ascii="Cambria" w:hAnsi="Cambria"/>
+                <w:sz w:val="18"/>
+                <w:szCs w:val="18"/>
               </w:rPr>
               <w:t>—</w:t>
             </w:r>
@@ -1065,11 +1274,17 @@
               <w:keepNext/>
               <w:spacing w:after="60"/>
               <w:jc w:val="center"/>
-            </w:pPr>
-            <w:r>
-              <w:rPr>
-                <w:rFonts w:ascii="Calibri" w:hAnsi="Calibri"/>
-                <w:sz w:val="20"/>
+              <w:rPr>
+                <w:rFonts w:ascii="Cambria" w:hAnsi="Cambria"/>
+                <w:sz w:val="18"/>
+                <w:szCs w:val="18"/>
+              </w:rPr>
+            </w:pPr>
+            <w:r>
+              <w:rPr>
+                <w:rFonts w:ascii="Cambria" w:hAnsi="Cambria"/>
+                <w:sz w:val="18"/>
+                <w:szCs w:val="18"/>
               </w:rPr>
               <w:t>—</w:t>
             </w:r>
@@ -1090,11 +1305,17 @@
               <w:keepNext/>
               <w:spacing w:after="60"/>
               <w:jc w:val="center"/>
-            </w:pPr>
-            <w:r>
-              <w:rPr>
-                <w:rFonts w:ascii="Calibri" w:hAnsi="Calibri"/>
-                <w:sz w:val="20"/>
+              <w:rPr>
+                <w:rFonts w:ascii="Cambria" w:hAnsi="Cambria"/>
+                <w:sz w:val="18"/>
+                <w:szCs w:val="18"/>
+              </w:rPr>
+            </w:pPr>
+            <w:r>
+              <w:rPr>
+                <w:rFonts w:ascii="Cambria" w:hAnsi="Cambria"/>
+                <w:sz w:val="18"/>
+                <w:szCs w:val="18"/>
               </w:rPr>
               <w:t>—</w:t>
             </w:r>
@@ -1115,6 +1336,11 @@
               <w:keepNext/>
               <w:spacing w:after="60"/>
               <w:jc w:val="center"/>
+              <w:rPr>
+                <w:rFonts w:ascii="Cambria" w:hAnsi="Cambria"/>
+                <w:sz w:val="18"/>
+                <w:szCs w:val="18"/>
+              </w:rPr>
             </w:pPr>
           </w:p>
         </w:tc>
@@ -1122,7 +1348,6 @@
       <w:tr>
         <w:trPr>
           <w:cantSplit/>
-          <w:jc w:val="center"/>
         </w:trPr>
         <w:tc>
           <w:tcPr>
@@ -1139,14 +1364,16 @@
               <w:keepNext/>
               <w:spacing w:after="60"/>
               <w:rPr>
-                <w:rFonts w:ascii="Calibri" w:hAnsi="Calibri"/>
-                <w:sz w:val="20"/>
-              </w:rPr>
-            </w:pPr>
-            <w:r>
-              <w:rPr>
-                <w:rFonts w:ascii="Calibri" w:hAnsi="Calibri"/>
-                <w:sz w:val="20"/>
+                <w:rFonts w:ascii="Cambria" w:hAnsi="Cambria"/>
+                <w:sz w:val="18"/>
+                <w:szCs w:val="18"/>
+              </w:rPr>
+            </w:pPr>
+            <w:r>
+              <w:rPr>
+                <w:rFonts w:ascii="Cambria" w:hAnsi="Cambria"/>
+                <w:sz w:val="18"/>
+                <w:szCs w:val="18"/>
               </w:rPr>
               <w:t>    Strongyloides (+)</w:t>
             </w:r>
@@ -1167,11 +1394,17 @@
               <w:keepNext/>
               <w:spacing w:after="60"/>
               <w:jc w:val="center"/>
-            </w:pPr>
-            <w:r>
-              <w:rPr>
-                <w:rFonts w:ascii="Calibri" w:hAnsi="Calibri"/>
-                <w:sz w:val="20"/>
+              <w:rPr>
+                <w:rFonts w:ascii="Cambria" w:hAnsi="Cambria"/>
+                <w:sz w:val="18"/>
+                <w:szCs w:val="18"/>
+              </w:rPr>
+            </w:pPr>
+            <w:r>
+              <w:rPr>
+                <w:rFonts w:ascii="Cambria" w:hAnsi="Cambria"/>
+                <w:sz w:val="18"/>
+                <w:szCs w:val="18"/>
               </w:rPr>
               <w:t>5.8</w:t>
             </w:r>
@@ -1192,11 +1425,17 @@
               <w:keepNext/>
               <w:spacing w:after="60"/>
               <w:jc w:val="center"/>
-            </w:pPr>
-            <w:r>
-              <w:rPr>
-                <w:rFonts w:ascii="Calibri" w:hAnsi="Calibri"/>
-                <w:sz w:val="20"/>
+              <w:rPr>
+                <w:rFonts w:ascii="Cambria" w:hAnsi="Cambria"/>
+                <w:sz w:val="18"/>
+                <w:szCs w:val="18"/>
+              </w:rPr>
+            </w:pPr>
+            <w:r>
+              <w:rPr>
+                <w:rFonts w:ascii="Cambria" w:hAnsi="Cambria"/>
+                <w:sz w:val="18"/>
+                <w:szCs w:val="18"/>
               </w:rPr>
               <w:t>-2.7, 14</w:t>
             </w:r>
@@ -1217,11 +1456,17 @@
               <w:keepNext/>
               <w:spacing w:after="60"/>
               <w:jc w:val="center"/>
-            </w:pPr>
-            <w:r>
-              <w:rPr>
-                <w:rFonts w:ascii="Calibri" w:hAnsi="Calibri"/>
-                <w:sz w:val="20"/>
+              <w:rPr>
+                <w:rFonts w:ascii="Cambria" w:hAnsi="Cambria"/>
+                <w:sz w:val="18"/>
+                <w:szCs w:val="18"/>
+              </w:rPr>
+            </w:pPr>
+            <w:r>
+              <w:rPr>
+                <w:rFonts w:ascii="Cambria" w:hAnsi="Cambria"/>
+                <w:sz w:val="18"/>
+                <w:szCs w:val="18"/>
               </w:rPr>
               <w:t>0.38</w:t>
             </w:r>
@@ -1242,11 +1487,17 @@
               <w:keepNext/>
               <w:spacing w:after="60"/>
               <w:jc w:val="center"/>
-            </w:pPr>
-            <w:r>
-              <w:rPr>
-                <w:rFonts w:ascii="Calibri" w:hAnsi="Calibri"/>
-                <w:sz w:val="20"/>
+              <w:rPr>
+                <w:rFonts w:ascii="Cambria" w:hAnsi="Cambria"/>
+                <w:sz w:val="18"/>
+                <w:szCs w:val="18"/>
+              </w:rPr>
+            </w:pPr>
+            <w:r>
+              <w:rPr>
+                <w:rFonts w:ascii="Cambria" w:hAnsi="Cambria"/>
+                <w:sz w:val="18"/>
+                <w:szCs w:val="18"/>
               </w:rPr>
               <w:t>-0.09, 0.85</w:t>
             </w:r>
@@ -1267,11 +1518,17 @@
               <w:keepNext/>
               <w:spacing w:after="60"/>
               <w:jc w:val="center"/>
-            </w:pPr>
-            <w:r>
-              <w:rPr>
-                <w:rFonts w:ascii="Calibri" w:hAnsi="Calibri"/>
-                <w:sz w:val="20"/>
+              <w:rPr>
+                <w:rFonts w:ascii="Cambria" w:hAnsi="Cambria"/>
+                <w:sz w:val="18"/>
+                <w:szCs w:val="18"/>
+              </w:rPr>
+            </w:pPr>
+            <w:r>
+              <w:rPr>
+                <w:rFonts w:ascii="Cambria" w:hAnsi="Cambria"/>
+                <w:sz w:val="18"/>
+                <w:szCs w:val="18"/>
               </w:rPr>
               <w:t>0.11</w:t>
             </w:r>
@@ -1281,7 +1538,6 @@
       <w:tr>
         <w:trPr>
           <w:cantSplit/>
-          <w:jc w:val="center"/>
         </w:trPr>
         <w:tc>
           <w:tcPr>
@@ -1298,14 +1554,16 @@
               <w:keepNext/>
               <w:spacing w:after="60"/>
               <w:rPr>
-                <w:rFonts w:ascii="Calibri" w:hAnsi="Calibri"/>
-                <w:sz w:val="20"/>
-              </w:rPr>
-            </w:pPr>
-            <w:r>
-              <w:rPr>
-                <w:rFonts w:ascii="Calibri" w:hAnsi="Calibri"/>
-                <w:sz w:val="20"/>
+                <w:rFonts w:ascii="Cambria" w:hAnsi="Cambria"/>
+                <w:sz w:val="18"/>
+                <w:szCs w:val="18"/>
+              </w:rPr>
+            </w:pPr>
+            <w:r>
+              <w:rPr>
+                <w:rFonts w:ascii="Cambria" w:hAnsi="Cambria"/>
+                <w:sz w:val="18"/>
+                <w:szCs w:val="18"/>
               </w:rPr>
               <w:t>Birthplace</w:t>
             </w:r>
@@ -1326,78 +1584,103 @@
               <w:keepNext/>
               <w:spacing w:after="60"/>
               <w:jc w:val="center"/>
-            </w:pPr>
-          </w:p>
-        </w:tc>
-        <w:tc>
-          <w:tcPr>
-            <w:tcW w:w="0" w:type="auto"/>
-            <w:tcBorders>
-              <w:top w:val="single" w:sz="0" w:space="0" w:color="D3D3D3"/>
-              <w:left w:val="single" w:sz="0" w:space="0" w:color="D3D3D3"/>
-              <w:bottom w:val="single" w:sz="0" w:space="0" w:color="D3D3D3"/>
-              <w:right w:val="single" w:sz="0" w:space="0" w:color="D3D3D3"/>
-            </w:tcBorders>
-          </w:tcPr>
-          <w:p>
-            <w:pPr>
-              <w:keepNext/>
-              <w:spacing w:after="60"/>
-              <w:jc w:val="center"/>
-            </w:pPr>
-          </w:p>
-        </w:tc>
-        <w:tc>
-          <w:tcPr>
-            <w:tcW w:w="0" w:type="auto"/>
-            <w:tcBorders>
-              <w:top w:val="single" w:sz="0" w:space="0" w:color="D3D3D3"/>
-              <w:left w:val="single" w:sz="0" w:space="0" w:color="D3D3D3"/>
-              <w:bottom w:val="single" w:sz="0" w:space="0" w:color="D3D3D3"/>
-              <w:right w:val="single" w:sz="0" w:space="0" w:color="D3D3D3"/>
-            </w:tcBorders>
-          </w:tcPr>
-          <w:p>
-            <w:pPr>
-              <w:keepNext/>
-              <w:spacing w:after="60"/>
-              <w:jc w:val="center"/>
-            </w:pPr>
-          </w:p>
-        </w:tc>
-        <w:tc>
-          <w:tcPr>
-            <w:tcW w:w="0" w:type="auto"/>
-            <w:tcBorders>
-              <w:top w:val="single" w:sz="0" w:space="0" w:color="D3D3D3"/>
-              <w:left w:val="single" w:sz="0" w:space="0" w:color="D3D3D3"/>
-              <w:bottom w:val="single" w:sz="0" w:space="0" w:color="D3D3D3"/>
-              <w:right w:val="single" w:sz="0" w:space="0" w:color="D3D3D3"/>
-            </w:tcBorders>
-          </w:tcPr>
-          <w:p>
-            <w:pPr>
-              <w:keepNext/>
-              <w:spacing w:after="60"/>
-              <w:jc w:val="center"/>
-            </w:pPr>
-          </w:p>
-        </w:tc>
-        <w:tc>
-          <w:tcPr>
-            <w:tcW w:w="0" w:type="auto"/>
-            <w:tcBorders>
-              <w:top w:val="single" w:sz="0" w:space="0" w:color="D3D3D3"/>
-              <w:left w:val="single" w:sz="0" w:space="0" w:color="D3D3D3"/>
-              <w:bottom w:val="single" w:sz="0" w:space="0" w:color="D3D3D3"/>
-              <w:right w:val="single" w:sz="0" w:space="0" w:color="D3D3D3"/>
-            </w:tcBorders>
-          </w:tcPr>
-          <w:p>
-            <w:pPr>
-              <w:keepNext/>
-              <w:spacing w:after="60"/>
-              <w:jc w:val="center"/>
+              <w:rPr>
+                <w:rFonts w:ascii="Cambria" w:hAnsi="Cambria"/>
+                <w:sz w:val="18"/>
+                <w:szCs w:val="18"/>
+              </w:rPr>
+            </w:pPr>
+          </w:p>
+        </w:tc>
+        <w:tc>
+          <w:tcPr>
+            <w:tcW w:w="0" w:type="auto"/>
+            <w:tcBorders>
+              <w:top w:val="single" w:sz="0" w:space="0" w:color="D3D3D3"/>
+              <w:left w:val="single" w:sz="0" w:space="0" w:color="D3D3D3"/>
+              <w:bottom w:val="single" w:sz="0" w:space="0" w:color="D3D3D3"/>
+              <w:right w:val="single" w:sz="0" w:space="0" w:color="D3D3D3"/>
+            </w:tcBorders>
+          </w:tcPr>
+          <w:p>
+            <w:pPr>
+              <w:keepNext/>
+              <w:spacing w:after="60"/>
+              <w:jc w:val="center"/>
+              <w:rPr>
+                <w:rFonts w:ascii="Cambria" w:hAnsi="Cambria"/>
+                <w:sz w:val="18"/>
+                <w:szCs w:val="18"/>
+              </w:rPr>
+            </w:pPr>
+          </w:p>
+        </w:tc>
+        <w:tc>
+          <w:tcPr>
+            <w:tcW w:w="0" w:type="auto"/>
+            <w:tcBorders>
+              <w:top w:val="single" w:sz="0" w:space="0" w:color="D3D3D3"/>
+              <w:left w:val="single" w:sz="0" w:space="0" w:color="D3D3D3"/>
+              <w:bottom w:val="single" w:sz="0" w:space="0" w:color="D3D3D3"/>
+              <w:right w:val="single" w:sz="0" w:space="0" w:color="D3D3D3"/>
+            </w:tcBorders>
+          </w:tcPr>
+          <w:p>
+            <w:pPr>
+              <w:keepNext/>
+              <w:spacing w:after="60"/>
+              <w:jc w:val="center"/>
+              <w:rPr>
+                <w:rFonts w:ascii="Cambria" w:hAnsi="Cambria"/>
+                <w:sz w:val="18"/>
+                <w:szCs w:val="18"/>
+              </w:rPr>
+            </w:pPr>
+          </w:p>
+        </w:tc>
+        <w:tc>
+          <w:tcPr>
+            <w:tcW w:w="0" w:type="auto"/>
+            <w:tcBorders>
+              <w:top w:val="single" w:sz="0" w:space="0" w:color="D3D3D3"/>
+              <w:left w:val="single" w:sz="0" w:space="0" w:color="D3D3D3"/>
+              <w:bottom w:val="single" w:sz="0" w:space="0" w:color="D3D3D3"/>
+              <w:right w:val="single" w:sz="0" w:space="0" w:color="D3D3D3"/>
+            </w:tcBorders>
+          </w:tcPr>
+          <w:p>
+            <w:pPr>
+              <w:keepNext/>
+              <w:spacing w:after="60"/>
+              <w:jc w:val="center"/>
+              <w:rPr>
+                <w:rFonts w:ascii="Cambria" w:hAnsi="Cambria"/>
+                <w:sz w:val="18"/>
+                <w:szCs w:val="18"/>
+              </w:rPr>
+            </w:pPr>
+          </w:p>
+        </w:tc>
+        <w:tc>
+          <w:tcPr>
+            <w:tcW w:w="0" w:type="auto"/>
+            <w:tcBorders>
+              <w:top w:val="single" w:sz="0" w:space="0" w:color="D3D3D3"/>
+              <w:left w:val="single" w:sz="0" w:space="0" w:color="D3D3D3"/>
+              <w:bottom w:val="single" w:sz="0" w:space="0" w:color="D3D3D3"/>
+              <w:right w:val="single" w:sz="0" w:space="0" w:color="D3D3D3"/>
+            </w:tcBorders>
+          </w:tcPr>
+          <w:p>
+            <w:pPr>
+              <w:keepNext/>
+              <w:spacing w:after="60"/>
+              <w:jc w:val="center"/>
+              <w:rPr>
+                <w:rFonts w:ascii="Cambria" w:hAnsi="Cambria"/>
+                <w:sz w:val="18"/>
+                <w:szCs w:val="18"/>
+              </w:rPr>
             </w:pPr>
           </w:p>
         </w:tc>
@@ -1405,7 +1688,6 @@
       <w:tr>
         <w:trPr>
           <w:cantSplit/>
-          <w:jc w:val="center"/>
         </w:trPr>
         <w:tc>
           <w:tcPr>
@@ -1421,11 +1703,17 @@
             <w:pPr>
               <w:keepNext/>
               <w:spacing w:after="60"/>
-            </w:pPr>
-            <w:r>
-              <w:rPr>
-                <w:rFonts w:ascii="Calibri" w:hAnsi="Calibri"/>
-                <w:sz w:val="20"/>
+              <w:rPr>
+                <w:rFonts w:ascii="Cambria" w:hAnsi="Cambria"/>
+                <w:sz w:val="18"/>
+                <w:szCs w:val="18"/>
+              </w:rPr>
+            </w:pPr>
+            <w:r>
+              <w:rPr>
+                <w:rFonts w:ascii="Cambria" w:hAnsi="Cambria"/>
+                <w:sz w:val="18"/>
+                <w:szCs w:val="18"/>
               </w:rPr>
               <w:t>    Amazonian region</w:t>
             </w:r>
@@ -1446,11 +1734,17 @@
               <w:keepNext/>
               <w:spacing w:after="60"/>
               <w:jc w:val="center"/>
-            </w:pPr>
-            <w:r>
-              <w:rPr>
-                <w:rFonts w:ascii="Calibri" w:hAnsi="Calibri"/>
-                <w:sz w:val="20"/>
+              <w:rPr>
+                <w:rFonts w:ascii="Cambria" w:hAnsi="Cambria"/>
+                <w:sz w:val="18"/>
+                <w:szCs w:val="18"/>
+              </w:rPr>
+            </w:pPr>
+            <w:r>
+              <w:rPr>
+                <w:rFonts w:ascii="Cambria" w:hAnsi="Cambria"/>
+                <w:sz w:val="18"/>
+                <w:szCs w:val="18"/>
               </w:rPr>
               <w:t>—</w:t>
             </w:r>
@@ -1471,11 +1765,17 @@
               <w:keepNext/>
               <w:spacing w:after="60"/>
               <w:jc w:val="center"/>
-            </w:pPr>
-            <w:r>
-              <w:rPr>
-                <w:rFonts w:ascii="Calibri" w:hAnsi="Calibri"/>
-                <w:sz w:val="20"/>
+              <w:rPr>
+                <w:rFonts w:ascii="Cambria" w:hAnsi="Cambria"/>
+                <w:sz w:val="18"/>
+                <w:szCs w:val="18"/>
+              </w:rPr>
+            </w:pPr>
+            <w:r>
+              <w:rPr>
+                <w:rFonts w:ascii="Cambria" w:hAnsi="Cambria"/>
+                <w:sz w:val="18"/>
+                <w:szCs w:val="18"/>
               </w:rPr>
               <w:t>—</w:t>
             </w:r>
@@ -1496,11 +1796,17 @@
               <w:keepNext/>
               <w:spacing w:after="60"/>
               <w:jc w:val="center"/>
-            </w:pPr>
-            <w:r>
-              <w:rPr>
-                <w:rFonts w:ascii="Calibri" w:hAnsi="Calibri"/>
-                <w:sz w:val="20"/>
+              <w:rPr>
+                <w:rFonts w:ascii="Cambria" w:hAnsi="Cambria"/>
+                <w:sz w:val="18"/>
+                <w:szCs w:val="18"/>
+              </w:rPr>
+            </w:pPr>
+            <w:r>
+              <w:rPr>
+                <w:rFonts w:ascii="Cambria" w:hAnsi="Cambria"/>
+                <w:sz w:val="18"/>
+                <w:szCs w:val="18"/>
               </w:rPr>
               <w:t>—</w:t>
             </w:r>
@@ -1521,11 +1827,17 @@
               <w:keepNext/>
               <w:spacing w:after="60"/>
               <w:jc w:val="center"/>
-            </w:pPr>
-            <w:r>
-              <w:rPr>
-                <w:rFonts w:ascii="Calibri" w:hAnsi="Calibri"/>
-                <w:sz w:val="20"/>
+              <w:rPr>
+                <w:rFonts w:ascii="Cambria" w:hAnsi="Cambria"/>
+                <w:sz w:val="18"/>
+                <w:szCs w:val="18"/>
+              </w:rPr>
+            </w:pPr>
+            <w:r>
+              <w:rPr>
+                <w:rFonts w:ascii="Cambria" w:hAnsi="Cambria"/>
+                <w:sz w:val="18"/>
+                <w:szCs w:val="18"/>
               </w:rPr>
               <w:t>—</w:t>
             </w:r>
@@ -1546,6 +1858,11 @@
               <w:keepNext/>
               <w:spacing w:after="60"/>
               <w:jc w:val="center"/>
+              <w:rPr>
+                <w:rFonts w:ascii="Cambria" w:hAnsi="Cambria"/>
+                <w:sz w:val="18"/>
+                <w:szCs w:val="18"/>
+              </w:rPr>
             </w:pPr>
           </w:p>
         </w:tc>
@@ -1553,7 +1870,6 @@
       <w:tr>
         <w:trPr>
           <w:cantSplit/>
-          <w:jc w:val="center"/>
         </w:trPr>
         <w:tc>
           <w:tcPr>
@@ -1569,11 +1885,17 @@
             <w:pPr>
               <w:keepNext/>
               <w:spacing w:after="60"/>
-            </w:pPr>
-            <w:r>
-              <w:rPr>
-                <w:rFonts w:ascii="Calibri" w:hAnsi="Calibri"/>
-                <w:sz w:val="20"/>
+              <w:rPr>
+                <w:rFonts w:ascii="Cambria" w:hAnsi="Cambria"/>
+                <w:sz w:val="18"/>
+                <w:szCs w:val="18"/>
+              </w:rPr>
+            </w:pPr>
+            <w:r>
+              <w:rPr>
+                <w:rFonts w:ascii="Cambria" w:hAnsi="Cambria"/>
+                <w:sz w:val="18"/>
+                <w:szCs w:val="18"/>
               </w:rPr>
               <w:t>    Andean region</w:t>
             </w:r>
@@ -1594,11 +1916,17 @@
               <w:keepNext/>
               <w:spacing w:after="60"/>
               <w:jc w:val="center"/>
-            </w:pPr>
-            <w:r>
-              <w:rPr>
-                <w:rFonts w:ascii="Calibri" w:hAnsi="Calibri"/>
-                <w:sz w:val="20"/>
+              <w:rPr>
+                <w:rFonts w:ascii="Cambria" w:hAnsi="Cambria"/>
+                <w:sz w:val="18"/>
+                <w:szCs w:val="18"/>
+              </w:rPr>
+            </w:pPr>
+            <w:r>
+              <w:rPr>
+                <w:rFonts w:ascii="Cambria" w:hAnsi="Cambria"/>
+                <w:sz w:val="18"/>
+                <w:szCs w:val="18"/>
               </w:rPr>
               <w:t>-6.3</w:t>
             </w:r>
@@ -1619,11 +1947,17 @@
               <w:keepNext/>
               <w:spacing w:after="60"/>
               <w:jc w:val="center"/>
-            </w:pPr>
-            <w:r>
-              <w:rPr>
-                <w:rFonts w:ascii="Calibri" w:hAnsi="Calibri"/>
-                <w:sz w:val="20"/>
+              <w:rPr>
+                <w:rFonts w:ascii="Cambria" w:hAnsi="Cambria"/>
+                <w:sz w:val="18"/>
+                <w:szCs w:val="18"/>
+              </w:rPr>
+            </w:pPr>
+            <w:r>
+              <w:rPr>
+                <w:rFonts w:ascii="Cambria" w:hAnsi="Cambria"/>
+                <w:sz w:val="18"/>
+                <w:szCs w:val="18"/>
               </w:rPr>
               <w:t>-31, 18</w:t>
             </w:r>
@@ -1644,11 +1978,17 @@
               <w:keepNext/>
               <w:spacing w:after="60"/>
               <w:jc w:val="center"/>
-            </w:pPr>
-            <w:r>
-              <w:rPr>
-                <w:rFonts w:ascii="Calibri" w:hAnsi="Calibri"/>
-                <w:sz w:val="20"/>
+              <w:rPr>
+                <w:rFonts w:ascii="Cambria" w:hAnsi="Cambria"/>
+                <w:sz w:val="18"/>
+                <w:szCs w:val="18"/>
+              </w:rPr>
+            </w:pPr>
+            <w:r>
+              <w:rPr>
+                <w:rFonts w:ascii="Cambria" w:hAnsi="Cambria"/>
+                <w:sz w:val="18"/>
+                <w:szCs w:val="18"/>
               </w:rPr>
               <w:t>-0.50</w:t>
             </w:r>
@@ -1669,11 +2009,17 @@
               <w:keepNext/>
               <w:spacing w:after="60"/>
               <w:jc w:val="center"/>
-            </w:pPr>
-            <w:r>
-              <w:rPr>
-                <w:rFonts w:ascii="Calibri" w:hAnsi="Calibri"/>
-                <w:sz w:val="20"/>
+              <w:rPr>
+                <w:rFonts w:ascii="Cambria" w:hAnsi="Cambria"/>
+                <w:sz w:val="18"/>
+                <w:szCs w:val="18"/>
+              </w:rPr>
+            </w:pPr>
+            <w:r>
+              <w:rPr>
+                <w:rFonts w:ascii="Cambria" w:hAnsi="Cambria"/>
+                <w:sz w:val="18"/>
+                <w:szCs w:val="18"/>
               </w:rPr>
               <w:t>-1.8, 0.76</w:t>
             </w:r>
@@ -1694,11 +2040,17 @@
               <w:keepNext/>
               <w:spacing w:after="60"/>
               <w:jc w:val="center"/>
-            </w:pPr>
-            <w:r>
-              <w:rPr>
-                <w:rFonts w:ascii="Calibri" w:hAnsi="Calibri"/>
-                <w:sz w:val="20"/>
+              <w:rPr>
+                <w:rFonts w:ascii="Cambria" w:hAnsi="Cambria"/>
+                <w:sz w:val="18"/>
+                <w:szCs w:val="18"/>
+              </w:rPr>
+            </w:pPr>
+            <w:r>
+              <w:rPr>
+                <w:rFonts w:ascii="Cambria" w:hAnsi="Cambria"/>
+                <w:sz w:val="18"/>
+                <w:szCs w:val="18"/>
               </w:rPr>
               <w:t>0.4</w:t>
             </w:r>
@@ -1708,7 +2060,6 @@
       <w:tr>
         <w:trPr>
           <w:cantSplit/>
-          <w:jc w:val="center"/>
         </w:trPr>
         <w:tc>
           <w:tcPr>
@@ -1724,11 +2075,17 @@
             <w:pPr>
               <w:keepNext/>
               <w:spacing w:after="60"/>
-            </w:pPr>
-            <w:r>
-              <w:rPr>
-                <w:rFonts w:ascii="Calibri" w:hAnsi="Calibri"/>
-                <w:sz w:val="20"/>
+              <w:rPr>
+                <w:rFonts w:ascii="Cambria" w:hAnsi="Cambria"/>
+                <w:sz w:val="18"/>
+                <w:szCs w:val="18"/>
+              </w:rPr>
+            </w:pPr>
+            <w:r>
+              <w:rPr>
+                <w:rFonts w:ascii="Cambria" w:hAnsi="Cambria"/>
+                <w:sz w:val="18"/>
+                <w:szCs w:val="18"/>
               </w:rPr>
               <w:t>    Coastal region</w:t>
             </w:r>
@@ -1749,11 +2106,17 @@
               <w:keepNext/>
               <w:spacing w:after="60"/>
               <w:jc w:val="center"/>
-            </w:pPr>
-            <w:r>
-              <w:rPr>
-                <w:rFonts w:ascii="Calibri" w:hAnsi="Calibri"/>
-                <w:sz w:val="20"/>
+              <w:rPr>
+                <w:rFonts w:ascii="Cambria" w:hAnsi="Cambria"/>
+                <w:sz w:val="18"/>
+                <w:szCs w:val="18"/>
+              </w:rPr>
+            </w:pPr>
+            <w:r>
+              <w:rPr>
+                <w:rFonts w:ascii="Cambria" w:hAnsi="Cambria"/>
+                <w:sz w:val="18"/>
+                <w:szCs w:val="18"/>
               </w:rPr>
               <w:t>-3.9</w:t>
             </w:r>
@@ -1774,11 +2137,17 @@
               <w:keepNext/>
               <w:spacing w:after="60"/>
               <w:jc w:val="center"/>
-            </w:pPr>
-            <w:r>
-              <w:rPr>
-                <w:rFonts w:ascii="Calibri" w:hAnsi="Calibri"/>
-                <w:sz w:val="20"/>
+              <w:rPr>
+                <w:rFonts w:ascii="Cambria" w:hAnsi="Cambria"/>
+                <w:sz w:val="18"/>
+                <w:szCs w:val="18"/>
+              </w:rPr>
+            </w:pPr>
+            <w:r>
+              <w:rPr>
+                <w:rFonts w:ascii="Cambria" w:hAnsi="Cambria"/>
+                <w:sz w:val="18"/>
+                <w:szCs w:val="18"/>
               </w:rPr>
               <w:t>-27, 19</w:t>
             </w:r>
@@ -1799,11 +2168,17 @@
               <w:keepNext/>
               <w:spacing w:after="60"/>
               <w:jc w:val="center"/>
-            </w:pPr>
-            <w:r>
-              <w:rPr>
-                <w:rFonts w:ascii="Calibri" w:hAnsi="Calibri"/>
-                <w:sz w:val="20"/>
+              <w:rPr>
+                <w:rFonts w:ascii="Cambria" w:hAnsi="Cambria"/>
+                <w:sz w:val="18"/>
+                <w:szCs w:val="18"/>
+              </w:rPr>
+            </w:pPr>
+            <w:r>
+              <w:rPr>
+                <w:rFonts w:ascii="Cambria" w:hAnsi="Cambria"/>
+                <w:sz w:val="18"/>
+                <w:szCs w:val="18"/>
               </w:rPr>
               <w:t>-0.47</w:t>
             </w:r>
@@ -1824,11 +2199,17 @@
               <w:keepNext/>
               <w:spacing w:after="60"/>
               <w:jc w:val="center"/>
-            </w:pPr>
-            <w:r>
-              <w:rPr>
-                <w:rFonts w:ascii="Calibri" w:hAnsi="Calibri"/>
-                <w:sz w:val="20"/>
+              <w:rPr>
+                <w:rFonts w:ascii="Cambria" w:hAnsi="Cambria"/>
+                <w:sz w:val="18"/>
+                <w:szCs w:val="18"/>
+              </w:rPr>
+            </w:pPr>
+            <w:r>
+              <w:rPr>
+                <w:rFonts w:ascii="Cambria" w:hAnsi="Cambria"/>
+                <w:sz w:val="18"/>
+                <w:szCs w:val="18"/>
               </w:rPr>
               <w:t>-1.7, 0.72</w:t>
             </w:r>
@@ -1849,11 +2230,17 @@
               <w:keepNext/>
               <w:spacing w:after="60"/>
               <w:jc w:val="center"/>
-            </w:pPr>
-            <w:r>
-              <w:rPr>
-                <w:rFonts w:ascii="Calibri" w:hAnsi="Calibri"/>
-                <w:sz w:val="20"/>
+              <w:rPr>
+                <w:rFonts w:ascii="Cambria" w:hAnsi="Cambria"/>
+                <w:sz w:val="18"/>
+                <w:szCs w:val="18"/>
+              </w:rPr>
+            </w:pPr>
+            <w:r>
+              <w:rPr>
+                <w:rFonts w:ascii="Cambria" w:hAnsi="Cambria"/>
+                <w:sz w:val="18"/>
+                <w:szCs w:val="18"/>
               </w:rPr>
               <w:t>0.4</w:t>
             </w:r>
@@ -1863,7 +2250,6 @@
       <w:tr>
         <w:trPr>
           <w:cantSplit/>
-          <w:jc w:val="center"/>
         </w:trPr>
         <w:tc>
           <w:tcPr>
@@ -1874,11 +2260,17 @@
             <w:pPr>
               <w:keepNext/>
               <w:spacing w:after="60"/>
-            </w:pPr>
-            <w:r>
-              <w:rPr>
-                <w:rFonts w:ascii="Calibri" w:hAnsi="Calibri"/>
-                <w:sz w:val="20"/>
+              <w:rPr>
+                <w:rFonts w:ascii="Cambria" w:hAnsi="Cambria"/>
+                <w:sz w:val="18"/>
+                <w:szCs w:val="18"/>
+              </w:rPr>
+            </w:pPr>
+            <w:r>
+              <w:rPr>
+                <w:rFonts w:ascii="Cambria" w:hAnsi="Cambria"/>
+                <w:sz w:val="18"/>
+                <w:szCs w:val="18"/>
               </w:rPr>
               <w:t>Abbreviation: CI = Confidence Interval</w:t>
             </w:r>
@@ -1890,6 +2282,9 @@
       <w:pPr>
         <w:pStyle w:val="FirstParagraph"/>
       </w:pPr>
+      <w:r>
+        <w:t>Sup1. Multivariable regression models for prediction of PVL</w:t>
+      </w:r>
     </w:p>
     <w:sectPr>
       <w:footnotePr>
